--- a/WMD - Website Planning Assignment.docx
+++ b/WMD - Website Planning Assignment.docx
@@ -14,27 +14,18 @@
     </w:p>
     <w:p>
       <w:r>
-        <w:t>Student Id:</w:t>
-      </w:r>
-      <w:r>
-        <w:t xml:space="preserve"> cse25-243</w:t>
+        <w:t>Student Id: cse25-243</w:t>
       </w:r>
     </w:p>
     <w:p/>
     <w:p>
       <w:r>
-        <w:t>Student names:</w:t>
-      </w:r>
-      <w:r>
-        <w:t xml:space="preserve"> Yash Joshi</w:t>
+        <w:t>Student names: Yash Joshi</w:t>
       </w:r>
     </w:p>
     <w:p>
       <w:r>
-        <w:t>Student email:</w:t>
-      </w:r>
-      <w:r>
-        <w:t xml:space="preserve"> cse25-243@thuto.bac.ac.bw</w:t>
+        <w:t>Student email: cse25-243@thuto.bac.ac.bw</w:t>
       </w:r>
     </w:p>
     <w:p>
@@ -127,12 +118,27 @@
       </w:r>
     </w:p>
     <w:p>
-      <w:r>
-        <w:rPr>
-          <w:rFonts w:ascii="Segoe UI Symbol" w:hAnsi="Segoe UI Symbol" w:cs="Segoe UI Symbol"/>
-        </w:rPr>
-        <w:t>☐</w:t>
-      </w:r>
+      <w:sdt>
+        <w:sdtPr>
+          <w:rPr>
+            <w:rFonts w:ascii="Segoe UI Symbol" w:hAnsi="Segoe UI Symbol" w:cs="Segoe UI Symbol"/>
+          </w:rPr>
+          <w:id w:val="247624236"/>
+          <w14:checkbox>
+            <w14:checked w14:val="1"/>
+            <w14:checkedState w14:val="2612" w14:font="MS Gothic"/>
+            <w14:uncheckedState w14:val="2610" w14:font="MS Gothic"/>
+          </w14:checkbox>
+        </w:sdtPr>
+        <w:sdtContent>
+          <w:r>
+            <w:rPr>
+              <w:rFonts w:ascii="MS Gothic" w:eastAsia="MS Gothic" w:hAnsi="MS Gothic" w:cs="Segoe UI Symbol" w:hint="eastAsia"/>
+            </w:rPr>
+            <w:t>☒</w:t>
+          </w:r>
+        </w:sdtContent>
+      </w:sdt>
       <w:r>
         <w:t xml:space="preserve"> Agree Signature</w:t>
       </w:r>
@@ -221,7 +227,13 @@
         <w:t>Goals:</w:t>
       </w:r>
       <w:r>
-        <w:t xml:space="preserve"> The business objective of this website is to convert visitors into gym members by establishing a judgment</w:t>
+        <w:t xml:space="preserve"> The objective of this website is to convert visitors into gym members by </w:t>
+      </w:r>
+      <w:r>
+        <w:t>setting up</w:t>
+      </w:r>
+      <w:r>
+        <w:t xml:space="preserve"> a judgment</w:t>
       </w:r>
       <w:r>
         <w:t xml:space="preserve"> </w:t>
@@ -248,25 +260,19 @@
         <w:t xml:space="preserve"> </w:t>
       </w:r>
       <w:r>
-        <w:t xml:space="preserve">the goal is to lower this barrier to entry by fitness plans, building trust through testimonials, and providing </w:t>
-      </w:r>
-      <w:r>
-        <w:t>a</w:t>
-      </w:r>
-      <w:r>
-        <w:t xml:space="preserve"> contact</w:t>
-      </w:r>
-      <w:r>
-        <w:t>ing</w:t>
-      </w:r>
-      <w:r>
-        <w:t xml:space="preserve"> </w:t>
-      </w:r>
-      <w:r>
-        <w:t>process</w:t>
-      </w:r>
-      <w:r>
-        <w:t>.</w:t>
+        <w:t>the goal is to lower this entry</w:t>
+      </w:r>
+      <w:r>
+        <w:t xml:space="preserve"> barrier</w:t>
+      </w:r>
+      <w:r>
+        <w:t xml:space="preserve"> by fitness plans, building trust</w:t>
+      </w:r>
+      <w:r>
+        <w:t xml:space="preserve"> and social proof</w:t>
+      </w:r>
+      <w:r>
+        <w:t xml:space="preserve"> through testimonials.</w:t>
       </w:r>
     </w:p>
     <w:p>
@@ -284,7 +290,13 @@
         <w:t>Target Audience:</w:t>
       </w:r>
       <w:r>
-        <w:t xml:space="preserve"> The core demographic consists of individuals in Gaborone and the surrounding areas </w:t>
+        <w:t xml:space="preserve"> The </w:t>
+      </w:r>
+      <w:r>
+        <w:t>target audience</w:t>
+      </w:r>
+      <w:r>
+        <w:t xml:space="preserve"> consists of individuals in Gaborone and the surrounding areas </w:t>
       </w:r>
       <w:r>
         <w:t xml:space="preserve">nearby </w:t>
@@ -335,7 +347,7 @@
         <w:t xml:space="preserve"> Adults aged 18–45, university students and </w:t>
       </w:r>
       <w:r>
-        <w:t>employers</w:t>
+        <w:t>people, both men and women</w:t>
       </w:r>
       <w:r>
         <w:t>.</w:t>
@@ -383,7 +395,13 @@
         <w:t xml:space="preserve"> that</w:t>
       </w:r>
       <w:r>
-        <w:t xml:space="preserve"> users with low digital literacy can navigate the site easily.</w:t>
+        <w:t xml:space="preserve"> low digital literacy </w:t>
+      </w:r>
+      <w:r>
+        <w:t xml:space="preserve">users </w:t>
+      </w:r>
+      <w:r>
+        <w:t>can navigate the site easily.</w:t>
       </w:r>
     </w:p>
     <w:p>
@@ -401,19 +419,25 @@
         <w:t>Type of Website:</w:t>
       </w:r>
       <w:r>
-        <w:t xml:space="preserve"> This is a static website designed for marketing. It </w:t>
-      </w:r>
-      <w:r>
-        <w:t>exists</w:t>
-      </w:r>
-      <w:r>
-        <w:t xml:space="preserve"> to inform </w:t>
+        <w:t xml:space="preserve"> This is a static website designed for marketing. It inform</w:t>
+      </w:r>
+      <w:r>
+        <w:t>s</w:t>
+      </w:r>
+      <w:r>
+        <w:t xml:space="preserve"> </w:t>
       </w:r>
       <w:r>
         <w:t>people</w:t>
       </w:r>
       <w:r>
-        <w:t xml:space="preserve"> about the facility's offerings and capture their inquiries via an HTML5 feedback form.</w:t>
+        <w:t xml:space="preserve"> about the facility's offerings and capture their inquiries </w:t>
+      </w:r>
+      <w:r>
+        <w:t>with contact details at the end of the website, in the footer</w:t>
+      </w:r>
+      <w:r>
+        <w:t>.</w:t>
       </w:r>
     </w:p>
     <w:p>
@@ -458,7 +482,13 @@
         <w:t xml:space="preserve">ible </w:t>
       </w:r>
       <w:r>
-        <w:t>content:</w:t>
+        <w:t>content</w:t>
+      </w:r>
+      <w:r>
+        <w:t xml:space="preserve"> shown below</w:t>
+      </w:r>
+      <w:r>
+        <w:t>:</w:t>
       </w:r>
     </w:p>
     <w:p>
@@ -506,7 +536,13 @@
         <w:t>outline</w:t>
       </w:r>
       <w:r>
-        <w:t xml:space="preserve"> the gym's philosophy, and explains the judgment-free culture.</w:t>
+        <w:t xml:space="preserve"> the gym's philosophy, and explain the judgment</w:t>
+      </w:r>
+      <w:r>
+        <w:t xml:space="preserve"> </w:t>
+      </w:r>
+      <w:r>
+        <w:t>free culture.</w:t>
       </w:r>
     </w:p>
     <w:p>
@@ -620,7 +656,7 @@
         <mc:AlternateContent>
           <mc:Choice Requires="wps">
             <w:drawing>
-              <wp:anchor distT="45720" distB="45720" distL="114300" distR="114300" simplePos="0" relativeHeight="251659264" behindDoc="0" locked="0" layoutInCell="1" allowOverlap="1" wp14:anchorId="7CEECD69" wp14:editId="7E00068C">
+              <wp:anchor distT="45720" distB="45720" distL="114300" distR="114300" simplePos="0" relativeHeight="251659264" behindDoc="0" locked="0" layoutInCell="1" allowOverlap="1" wp14:anchorId="7CEECD69" wp14:editId="77BA84C7">
                 <wp:simplePos x="0" y="0"/>
                 <wp:positionH relativeFrom="margin">
                   <wp:posOffset>2447026</wp:posOffset>
@@ -713,6 +749,9 @@
           </mc:Fallback>
         </mc:AlternateContent>
       </w:r>
+      <w:r>
+        <w:t xml:space="preserve">                                                                                                        </w:t>
+      </w:r>
     </w:p>
     <w:p>
       <w:r>
@@ -722,7 +761,7 @@
         <mc:AlternateContent>
           <mc:Choice Requires="wpi">
             <w:drawing>
-              <wp:anchor distT="0" distB="0" distL="114300" distR="114300" simplePos="0" relativeHeight="251678720" behindDoc="0" locked="0" layoutInCell="1" allowOverlap="1" wp14:anchorId="0E784191" wp14:editId="63A2855A">
+              <wp:anchor distT="0" distB="0" distL="114300" distR="114300" simplePos="0" relativeHeight="251678720" behindDoc="0" locked="0" layoutInCell="1" allowOverlap="1" wp14:anchorId="0E784191" wp14:editId="55065D1E">
                 <wp:simplePos x="0" y="0"/>
                 <wp:positionH relativeFrom="column">
                   <wp:posOffset>2709449</wp:posOffset>
@@ -753,7 +792,7 @@
           </mc:Choice>
           <mc:Fallback>
             <w:pict>
-              <v:shapetype w14:anchorId="38480C21" id="_x0000_t75" coordsize="21600,21600" o:spt="75" o:preferrelative="t" path="m@4@5l@4@11@9@11@9@5xe" filled="f" stroked="f">
+              <v:shapetype w14:anchorId="2050E69D" id="_x0000_t75" coordsize="21600,21600" o:spt="75" o:preferrelative="t" path="m@4@5l@4@11@9@11@9@5xe" filled="f" stroked="f">
                 <v:stroke joinstyle="miter"/>
                 <v:formulas>
                   <v:f eqn="if lineDrawn pixelLineWidth 0"/>
@@ -869,6 +908,9 @@
           </mc:Fallback>
         </mc:AlternateContent>
       </w:r>
+      <w:r>
+        <w:t xml:space="preserve">                                                                                                                                                </w:t>
+      </w:r>
     </w:p>
     <w:p>
       <w:r>
@@ -878,7 +920,7 @@
         <mc:AlternateContent>
           <mc:Choice Requires="wpi">
             <w:drawing>
-              <wp:anchor distT="0" distB="0" distL="114300" distR="114300" simplePos="0" relativeHeight="251677696" behindDoc="0" locked="0" layoutInCell="1" allowOverlap="1" wp14:anchorId="5D9F673C" wp14:editId="1D14E04E">
+              <wp:anchor distT="0" distB="0" distL="114300" distR="114300" simplePos="0" relativeHeight="251677696" behindDoc="0" locked="0" layoutInCell="1" allowOverlap="1" wp14:anchorId="5D9F673C" wp14:editId="4A9EEFE1">
                 <wp:simplePos x="0" y="0"/>
                 <wp:positionH relativeFrom="column">
                   <wp:posOffset>2697480</wp:posOffset>
@@ -909,7 +951,7 @@
           </mc:Choice>
           <mc:Fallback>
             <w:pict>
-              <v:shape w14:anchorId="6E6E4C3E" id="Ink 23" o:spid="_x0000_s1026" type="#_x0000_t75" style="position:absolute;margin-left:211.9pt;margin-top:-3.9pt;width:171.15pt;height:17.55pt;z-index:251677696;visibility:visible;mso-wrap-style:square;mso-wrap-distance-left:9pt;mso-wrap-distance-top:0;mso-wrap-distance-right:9pt;mso-wrap-distance-bottom:0;mso-position-horizontal:absolute;mso-position-horizontal-relative:text;mso-position-vertical:absolute;mso-position-vertical-relative:text" o:gfxdata="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">
+              <v:shape w14:anchorId="71269625" id="Ink 23" o:spid="_x0000_s1026" type="#_x0000_t75" style="position:absolute;margin-left:211.9pt;margin-top:-3.9pt;width:171.15pt;height:17.55pt;z-index:251677696;visibility:visible;mso-wrap-style:square;mso-wrap-distance-left:9pt;mso-wrap-distance-top:0;mso-wrap-distance-right:9pt;mso-wrap-distance-bottom:0;mso-position-horizontal:absolute;mso-position-horizontal-relative:text;mso-position-vertical:absolute;mso-position-vertical-relative:text" o:gfxdata="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">
                 <v:imagedata r:id="rId12" o:title=""/>
               </v:shape>
             </w:pict>
@@ -1367,6 +1409,463 @@
         </mc:AlternateContent>
       </w:r>
     </w:p>
+    <w:p>
+      <w:r>
+        <w:rPr>
+          <w:noProof/>
+        </w:rPr>
+        <mc:AlternateContent>
+          <mc:Choice Requires="wps">
+            <w:drawing>
+              <wp:anchor distT="45720" distB="45720" distL="114300" distR="114300" simplePos="0" relativeHeight="251695104" behindDoc="0" locked="0" layoutInCell="1" allowOverlap="1" wp14:anchorId="535B5EE6" wp14:editId="59C08867">
+                <wp:simplePos x="0" y="0"/>
+                <wp:positionH relativeFrom="margin">
+                  <wp:posOffset>1489710</wp:posOffset>
+                </wp:positionH>
+                <wp:positionV relativeFrom="paragraph">
+                  <wp:posOffset>283845</wp:posOffset>
+                </wp:positionV>
+                <wp:extent cx="807085" cy="266700"/>
+                <wp:effectExtent l="0" t="0" r="12065" b="19050"/>
+                <wp:wrapSquare wrapText="bothSides"/>
+                <wp:docPr id="519978570" name="Text Box 2"/>
+                <wp:cNvGraphicFramePr>
+                  <a:graphicFrameLocks xmlns:a="http://schemas.openxmlformats.org/drawingml/2006/main"/>
+                </wp:cNvGraphicFramePr>
+                <a:graphic xmlns:a="http://schemas.openxmlformats.org/drawingml/2006/main">
+                  <a:graphicData uri="http://schemas.microsoft.com/office/word/2010/wordprocessingShape">
+                    <wps:wsp>
+                      <wps:cNvSpPr txBox="1">
+                        <a:spLocks noChangeArrowheads="1"/>
+                      </wps:cNvSpPr>
+                      <wps:spPr bwMode="auto">
+                        <a:xfrm>
+                          <a:off x="0" y="0"/>
+                          <a:ext cx="807085" cy="266700"/>
+                        </a:xfrm>
+                        <a:prstGeom prst="rect">
+                          <a:avLst/>
+                        </a:prstGeom>
+                        <a:solidFill>
+                          <a:srgbClr val="FFFFFF"/>
+                        </a:solidFill>
+                        <a:ln w="9525">
+                          <a:solidFill>
+                            <a:srgbClr val="000000"/>
+                          </a:solidFill>
+                          <a:miter lim="800000"/>
+                          <a:headEnd/>
+                          <a:tailEnd/>
+                        </a:ln>
+                      </wps:spPr>
+                      <wps:txbx>
+                        <w:txbxContent>
+                          <w:p>
+                            <w:r>
+                              <w:t>Package</w:t>
+                            </w:r>
+                          </w:p>
+                        </w:txbxContent>
+                      </wps:txbx>
+                      <wps:bodyPr rot="0" vert="horz" wrap="square" lIns="91440" tIns="45720" rIns="91440" bIns="45720" anchor="t" anchorCtr="0">
+                        <a:noAutofit/>
+                      </wps:bodyPr>
+                    </wps:wsp>
+                  </a:graphicData>
+                </a:graphic>
+                <wp14:sizeRelH relativeFrom="margin">
+                  <wp14:pctWidth>0</wp14:pctWidth>
+                </wp14:sizeRelH>
+                <wp14:sizeRelV relativeFrom="margin">
+                  <wp14:pctHeight>0</wp14:pctHeight>
+                </wp14:sizeRelV>
+              </wp:anchor>
+            </w:drawing>
+          </mc:Choice>
+          <mc:Fallback>
+            <w:pict>
+              <v:shape w14:anchorId="535B5EE6" id="_x0000_s1031" type="#_x0000_t202" style="position:absolute;margin-left:117.3pt;margin-top:22.35pt;width:63.55pt;height:21pt;z-index:251695104;visibility:visible;mso-wrap-style:square;mso-width-percent:0;mso-height-percent:0;mso-wrap-distance-left:9pt;mso-wrap-distance-top:3.6pt;mso-wrap-distance-right:9pt;mso-wrap-distance-bottom:3.6pt;mso-position-horizontal:absolute;mso-position-horizontal-relative:margin;mso-position-vertical:absolute;mso-position-vertical-relative:text;mso-width-percent:0;mso-height-percent:0;mso-width-relative:margin;mso-height-relative:margin;v-text-anchor:top" o:gfxdata="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">
+                <v:textbox>
+                  <w:txbxContent>
+                    <w:p>
+                      <w:r>
+                        <w:t>Package</w:t>
+                      </w:r>
+                    </w:p>
+                  </w:txbxContent>
+                </v:textbox>
+                <w10:wrap type="square" anchorx="margin"/>
+              </v:shape>
+            </w:pict>
+          </mc:Fallback>
+        </mc:AlternateContent>
+      </w:r>
+      <w:r>
+        <w:rPr>
+          <w:noProof/>
+        </w:rPr>
+        <mc:AlternateContent>
+          <mc:Choice Requires="wpi">
+            <w:drawing>
+              <wp:anchor distT="0" distB="0" distL="114300" distR="114300" simplePos="0" relativeHeight="251693056" behindDoc="0" locked="0" layoutInCell="1" allowOverlap="1" wp14:anchorId="55510AC8" wp14:editId="53B88A52">
+                <wp:simplePos x="0" y="0"/>
+                <wp:positionH relativeFrom="column">
+                  <wp:posOffset>1846194</wp:posOffset>
+                </wp:positionH>
+                <wp:positionV relativeFrom="paragraph">
+                  <wp:posOffset>114659</wp:posOffset>
+                </wp:positionV>
+                <wp:extent cx="15840" cy="201960"/>
+                <wp:effectExtent l="38100" t="38100" r="41910" b="45720"/>
+                <wp:wrapNone/>
+                <wp:docPr id="321768761" name="Ink 18"/>
+                <wp:cNvGraphicFramePr/>
+                <a:graphic xmlns:a="http://schemas.openxmlformats.org/drawingml/2006/main">
+                  <a:graphicData uri="http://schemas.microsoft.com/office/word/2010/wordprocessingInk">
+                    <w14:contentPart bwMode="auto" r:id="rId17">
+                      <w14:nvContentPartPr>
+                        <w14:cNvContentPartPr/>
+                      </w14:nvContentPartPr>
+                      <w14:xfrm>
+                        <a:off x="0" y="0"/>
+                        <a:ext cx="15840" cy="201960"/>
+                      </w14:xfrm>
+                    </w14:contentPart>
+                  </a:graphicData>
+                </a:graphic>
+              </wp:anchor>
+            </w:drawing>
+          </mc:Choice>
+          <mc:Fallback>
+            <w:pict>
+              <v:shape w14:anchorId="389038EC" id="Ink 18" o:spid="_x0000_s1026" type="#_x0000_t75" style="position:absolute;margin-left:144.85pt;margin-top:8.55pt;width:2.25pt;height:16.85pt;z-index:251693056;visibility:visible;mso-wrap-style:square;mso-wrap-distance-left:9pt;mso-wrap-distance-top:0;mso-wrap-distance-right:9pt;mso-wrap-distance-bottom:0;mso-position-horizontal:absolute;mso-position-horizontal-relative:text;mso-position-vertical:absolute;mso-position-vertical-relative:text" o:gfxdata="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">
+                <v:imagedata r:id="rId18" o:title=""/>
+              </v:shape>
+            </w:pict>
+          </mc:Fallback>
+        </mc:AlternateContent>
+      </w:r>
+      <w:r>
+        <w:rPr>
+          <w:noProof/>
+        </w:rPr>
+        <mc:AlternateContent>
+          <mc:Choice Requires="wpi">
+            <w:drawing>
+              <wp:anchor distT="0" distB="0" distL="114300" distR="114300" simplePos="0" relativeHeight="251691008" behindDoc="0" locked="0" layoutInCell="1" allowOverlap="1" wp14:anchorId="6B3A6258" wp14:editId="37AA3781">
+                <wp:simplePos x="0" y="0"/>
+                <wp:positionH relativeFrom="column">
+                  <wp:posOffset>3429474</wp:posOffset>
+                </wp:positionH>
+                <wp:positionV relativeFrom="paragraph">
+                  <wp:posOffset>134099</wp:posOffset>
+                </wp:positionV>
+                <wp:extent cx="15120" cy="190440"/>
+                <wp:effectExtent l="38100" t="38100" r="42545" b="38735"/>
+                <wp:wrapNone/>
+                <wp:docPr id="819122988" name="Ink 14"/>
+                <wp:cNvGraphicFramePr/>
+                <a:graphic xmlns:a="http://schemas.openxmlformats.org/drawingml/2006/main">
+                  <a:graphicData uri="http://schemas.microsoft.com/office/word/2010/wordprocessingInk">
+                    <w14:contentPart bwMode="auto" r:id="rId19">
+                      <w14:nvContentPartPr>
+                        <w14:cNvContentPartPr/>
+                      </w14:nvContentPartPr>
+                      <w14:xfrm>
+                        <a:off x="0" y="0"/>
+                        <a:ext cx="15120" cy="190440"/>
+                      </w14:xfrm>
+                    </w14:contentPart>
+                  </a:graphicData>
+                </a:graphic>
+              </wp:anchor>
+            </w:drawing>
+          </mc:Choice>
+          <mc:Fallback>
+            <w:pict>
+              <v:shape w14:anchorId="0760F349" id="Ink 14" o:spid="_x0000_s1026" type="#_x0000_t75" style="position:absolute;margin-left:269.55pt;margin-top:10.05pt;width:2.2pt;height:16pt;z-index:251691008;visibility:visible;mso-wrap-style:square;mso-wrap-distance-left:9pt;mso-wrap-distance-top:0;mso-wrap-distance-right:9pt;mso-wrap-distance-bottom:0;mso-position-horizontal:absolute;mso-position-horizontal-relative:text;mso-position-vertical:absolute;mso-position-vertical-relative:text" o:gfxdata="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">
+                <v:imagedata r:id="rId20" o:title=""/>
+              </v:shape>
+            </w:pict>
+          </mc:Fallback>
+        </mc:AlternateContent>
+      </w:r>
+      <w:r>
+        <w:rPr>
+          <w:noProof/>
+        </w:rPr>
+        <mc:AlternateContent>
+          <mc:Choice Requires="wpi">
+            <w:drawing>
+              <wp:anchor distT="0" distB="0" distL="114300" distR="114300" simplePos="0" relativeHeight="251684864" behindDoc="0" locked="0" layoutInCell="1" allowOverlap="1" wp14:anchorId="007B2BB8" wp14:editId="46388741">
+                <wp:simplePos x="0" y="0"/>
+                <wp:positionH relativeFrom="column">
+                  <wp:posOffset>1831794</wp:posOffset>
+                </wp:positionH>
+                <wp:positionV relativeFrom="paragraph">
+                  <wp:posOffset>134099</wp:posOffset>
+                </wp:positionV>
+                <wp:extent cx="5760" cy="192240"/>
+                <wp:effectExtent l="38100" t="38100" r="51435" b="36830"/>
+                <wp:wrapNone/>
+                <wp:docPr id="2015764045" name="Ink 8"/>
+                <wp:cNvGraphicFramePr/>
+                <a:graphic xmlns:a="http://schemas.openxmlformats.org/drawingml/2006/main">
+                  <a:graphicData uri="http://schemas.microsoft.com/office/word/2010/wordprocessingInk">
+                    <w14:contentPart bwMode="auto" r:id="rId21">
+                      <w14:nvContentPartPr>
+                        <w14:cNvContentPartPr/>
+                      </w14:nvContentPartPr>
+                      <w14:xfrm>
+                        <a:off x="0" y="0"/>
+                        <a:ext cx="5760" cy="192240"/>
+                      </w14:xfrm>
+                    </w14:contentPart>
+                  </a:graphicData>
+                </a:graphic>
+              </wp:anchor>
+            </w:drawing>
+          </mc:Choice>
+          <mc:Fallback>
+            <w:pict>
+              <v:shape w14:anchorId="7BC6A811" id="Ink 8" o:spid="_x0000_s1026" type="#_x0000_t75" style="position:absolute;margin-left:143.75pt;margin-top:10.05pt;width:1.4pt;height:16.15pt;z-index:251684864;visibility:visible;mso-wrap-style:square;mso-wrap-distance-left:9pt;mso-wrap-distance-top:0;mso-wrap-distance-right:9pt;mso-wrap-distance-bottom:0;mso-position-horizontal:absolute;mso-position-horizontal-relative:text;mso-position-vertical:absolute;mso-position-vertical-relative:text" o:gfxdata="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">
+                <v:imagedata r:id="rId22" o:title=""/>
+              </v:shape>
+            </w:pict>
+          </mc:Fallback>
+        </mc:AlternateContent>
+      </w:r>
+    </w:p>
+    <w:p>
+      <w:r>
+        <w:rPr>
+          <w:noProof/>
+        </w:rPr>
+        <mc:AlternateContent>
+          <mc:Choice Requires="wpi">
+            <w:drawing>
+              <wp:anchor distT="0" distB="0" distL="114300" distR="114300" simplePos="0" relativeHeight="251689984" behindDoc="0" locked="0" layoutInCell="1" allowOverlap="1" wp14:anchorId="7B719F3C" wp14:editId="223E2C6B">
+                <wp:simplePos x="0" y="0"/>
+                <wp:positionH relativeFrom="column">
+                  <wp:posOffset>1802765</wp:posOffset>
+                </wp:positionH>
+                <wp:positionV relativeFrom="paragraph">
+                  <wp:posOffset>-156210</wp:posOffset>
+                </wp:positionV>
+                <wp:extent cx="58425" cy="433070"/>
+                <wp:effectExtent l="38100" t="38100" r="36830" b="43180"/>
+                <wp:wrapNone/>
+                <wp:docPr id="677073069" name="Ink 13"/>
+                <wp:cNvGraphicFramePr/>
+                <a:graphic xmlns:a="http://schemas.openxmlformats.org/drawingml/2006/main">
+                  <a:graphicData uri="http://schemas.microsoft.com/office/word/2010/wordprocessingInk">
+                    <w14:contentPart bwMode="auto" r:id="rId23">
+                      <w14:nvContentPartPr>
+                        <w14:cNvContentPartPr/>
+                      </w14:nvContentPartPr>
+                      <w14:xfrm>
+                        <a:off x="0" y="0"/>
+                        <a:ext cx="58425" cy="433070"/>
+                      </w14:xfrm>
+                    </w14:contentPart>
+                  </a:graphicData>
+                </a:graphic>
+              </wp:anchor>
+            </w:drawing>
+          </mc:Choice>
+          <mc:Fallback>
+            <w:pict>
+              <v:shape w14:anchorId="4A6D3DC5" id="Ink 13" o:spid="_x0000_s1026" type="#_x0000_t75" style="position:absolute;margin-left:141.45pt;margin-top:-12.8pt;width:5.55pt;height:35.05pt;z-index:251689984;visibility:visible;mso-wrap-style:square;mso-wrap-distance-left:9pt;mso-wrap-distance-top:0;mso-wrap-distance-right:9pt;mso-wrap-distance-bottom:0;mso-position-horizontal:absolute;mso-position-horizontal-relative:text;mso-position-vertical:absolute;mso-position-vertical-relative:text" o:gfxdata="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">
+                <v:imagedata r:id="rId24" o:title=""/>
+              </v:shape>
+            </w:pict>
+          </mc:Fallback>
+        </mc:AlternateContent>
+      </w:r>
+    </w:p>
+    <w:p>
+      <w:r>
+        <w:rPr>
+          <w:noProof/>
+        </w:rPr>
+        <mc:AlternateContent>
+          <mc:Choice Requires="wps">
+            <w:drawing>
+              <wp:anchor distT="45720" distB="45720" distL="114300" distR="114300" simplePos="0" relativeHeight="251698176" behindDoc="0" locked="0" layoutInCell="1" allowOverlap="1" wp14:anchorId="7B9175E8" wp14:editId="395ABACD">
+                <wp:simplePos x="0" y="0"/>
+                <wp:positionH relativeFrom="margin">
+                  <wp:posOffset>1528445</wp:posOffset>
+                </wp:positionH>
+                <wp:positionV relativeFrom="paragraph">
+                  <wp:posOffset>148590</wp:posOffset>
+                </wp:positionV>
+                <wp:extent cx="807085" cy="266700"/>
+                <wp:effectExtent l="0" t="0" r="12065" b="19050"/>
+                <wp:wrapSquare wrapText="bothSides"/>
+                <wp:docPr id="438894343" name="Text Box 2"/>
+                <wp:cNvGraphicFramePr>
+                  <a:graphicFrameLocks xmlns:a="http://schemas.openxmlformats.org/drawingml/2006/main"/>
+                </wp:cNvGraphicFramePr>
+                <a:graphic xmlns:a="http://schemas.openxmlformats.org/drawingml/2006/main">
+                  <a:graphicData uri="http://schemas.microsoft.com/office/word/2010/wordprocessingShape">
+                    <wps:wsp>
+                      <wps:cNvSpPr txBox="1">
+                        <a:spLocks noChangeArrowheads="1"/>
+                      </wps:cNvSpPr>
+                      <wps:spPr bwMode="auto">
+                        <a:xfrm>
+                          <a:off x="0" y="0"/>
+                          <a:ext cx="807085" cy="266700"/>
+                        </a:xfrm>
+                        <a:prstGeom prst="rect">
+                          <a:avLst/>
+                        </a:prstGeom>
+                        <a:solidFill>
+                          <a:srgbClr val="FFFFFF"/>
+                        </a:solidFill>
+                        <a:ln w="9525">
+                          <a:solidFill>
+                            <a:srgbClr val="000000"/>
+                          </a:solidFill>
+                          <a:miter lim="800000"/>
+                          <a:headEnd/>
+                          <a:tailEnd/>
+                        </a:ln>
+                      </wps:spPr>
+                      <wps:txbx>
+                        <w:txbxContent>
+                          <w:p>
+                            <w:r>
+                              <w:t>Checkout</w:t>
+                            </w:r>
+                          </w:p>
+                        </w:txbxContent>
+                      </wps:txbx>
+                      <wps:bodyPr rot="0" vert="horz" wrap="square" lIns="91440" tIns="45720" rIns="91440" bIns="45720" anchor="t" anchorCtr="0">
+                        <a:noAutofit/>
+                      </wps:bodyPr>
+                    </wps:wsp>
+                  </a:graphicData>
+                </a:graphic>
+                <wp14:sizeRelH relativeFrom="margin">
+                  <wp14:pctWidth>0</wp14:pctWidth>
+                </wp14:sizeRelH>
+                <wp14:sizeRelV relativeFrom="margin">
+                  <wp14:pctHeight>0</wp14:pctHeight>
+                </wp14:sizeRelV>
+              </wp:anchor>
+            </w:drawing>
+          </mc:Choice>
+          <mc:Fallback>
+            <w:pict>
+              <v:shape w14:anchorId="7B9175E8" id="_x0000_s1032" type="#_x0000_t202" style="position:absolute;margin-left:120.35pt;margin-top:11.7pt;width:63.55pt;height:21pt;z-index:251698176;visibility:visible;mso-wrap-style:square;mso-width-percent:0;mso-height-percent:0;mso-wrap-distance-left:9pt;mso-wrap-distance-top:3.6pt;mso-wrap-distance-right:9pt;mso-wrap-distance-bottom:3.6pt;mso-position-horizontal:absolute;mso-position-horizontal-relative:margin;mso-position-vertical:absolute;mso-position-vertical-relative:text;mso-width-percent:0;mso-height-percent:0;mso-width-relative:margin;mso-height-relative:margin;v-text-anchor:top" o:gfxdata="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">
+                <v:textbox>
+                  <w:txbxContent>
+                    <w:p>
+                      <w:r>
+                        <w:t>Checkout</w:t>
+                      </w:r>
+                    </w:p>
+                  </w:txbxContent>
+                </v:textbox>
+                <w10:wrap type="square" anchorx="margin"/>
+              </v:shape>
+            </w:pict>
+          </mc:Fallback>
+        </mc:AlternateContent>
+      </w:r>
+      <w:r>
+        <w:rPr>
+          <w:noProof/>
+        </w:rPr>
+        <mc:AlternateContent>
+          <mc:Choice Requires="wpi">
+            <w:drawing>
+              <wp:anchor distT="0" distB="0" distL="114300" distR="114300" simplePos="0" relativeHeight="251696128" behindDoc="0" locked="0" layoutInCell="1" allowOverlap="1" wp14:anchorId="02F947A7" wp14:editId="4E54DEE8">
+                <wp:simplePos x="0" y="0"/>
+                <wp:positionH relativeFrom="column">
+                  <wp:posOffset>1851594</wp:posOffset>
+                </wp:positionH>
+                <wp:positionV relativeFrom="paragraph">
+                  <wp:posOffset>-18721</wp:posOffset>
+                </wp:positionV>
+                <wp:extent cx="14760" cy="195120"/>
+                <wp:effectExtent l="38100" t="38100" r="42545" b="52705"/>
+                <wp:wrapNone/>
+                <wp:docPr id="606691097" name="Ink 19"/>
+                <wp:cNvGraphicFramePr/>
+                <a:graphic xmlns:a="http://schemas.openxmlformats.org/drawingml/2006/main">
+                  <a:graphicData uri="http://schemas.microsoft.com/office/word/2010/wordprocessingInk">
+                    <w14:contentPart bwMode="auto" r:id="rId25">
+                      <w14:nvContentPartPr>
+                        <w14:cNvContentPartPr/>
+                      </w14:nvContentPartPr>
+                      <w14:xfrm>
+                        <a:off x="0" y="0"/>
+                        <a:ext cx="14760" cy="195120"/>
+                      </w14:xfrm>
+                    </w14:contentPart>
+                  </a:graphicData>
+                </a:graphic>
+              </wp:anchor>
+            </w:drawing>
+          </mc:Choice>
+          <mc:Fallback>
+            <w:pict>
+              <v:shape w14:anchorId="2F918983" id="Ink 19" o:spid="_x0000_s1026" type="#_x0000_t75" style="position:absolute;margin-left:145.3pt;margin-top:-1.95pt;width:2.15pt;height:16.35pt;z-index:251696128;visibility:visible;mso-wrap-style:square;mso-wrap-distance-left:9pt;mso-wrap-distance-top:0;mso-wrap-distance-right:9pt;mso-wrap-distance-bottom:0;mso-position-horizontal:absolute;mso-position-horizontal-relative:text;mso-position-vertical:absolute;mso-position-vertical-relative:text" o:gfxdata="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">
+                <v:imagedata r:id="rId26" o:title=""/>
+              </v:shape>
+            </w:pict>
+          </mc:Fallback>
+        </mc:AlternateContent>
+      </w:r>
+      <w:r>
+        <w:rPr>
+          <w:noProof/>
+        </w:rPr>
+        <mc:AlternateContent>
+          <mc:Choice Requires="wpi">
+            <w:drawing>
+              <wp:anchor distT="0" distB="0" distL="114300" distR="114300" simplePos="0" relativeHeight="251692032" behindDoc="0" locked="0" layoutInCell="1" allowOverlap="1" wp14:anchorId="52F49A51" wp14:editId="07433486">
+                <wp:simplePos x="0" y="0"/>
+                <wp:positionH relativeFrom="column">
+                  <wp:posOffset>2110794</wp:posOffset>
+                </wp:positionH>
+                <wp:positionV relativeFrom="paragraph">
+                  <wp:posOffset>-52561</wp:posOffset>
+                </wp:positionV>
+                <wp:extent cx="775080" cy="231120"/>
+                <wp:effectExtent l="38100" t="38100" r="44450" b="36195"/>
+                <wp:wrapNone/>
+                <wp:docPr id="1250302206" name="Ink 15"/>
+                <wp:cNvGraphicFramePr/>
+                <a:graphic xmlns:a="http://schemas.openxmlformats.org/drawingml/2006/main">
+                  <a:graphicData uri="http://schemas.microsoft.com/office/word/2010/wordprocessingInk">
+                    <w14:contentPart bwMode="auto" r:id="rId27">
+                      <w14:nvContentPartPr>
+                        <w14:cNvContentPartPr/>
+                      </w14:nvContentPartPr>
+                      <w14:xfrm>
+                        <a:off x="0" y="0"/>
+                        <a:ext cx="775080" cy="231120"/>
+                      </w14:xfrm>
+                    </w14:contentPart>
+                  </a:graphicData>
+                </a:graphic>
+              </wp:anchor>
+            </w:drawing>
+          </mc:Choice>
+          <mc:Fallback>
+            <w:pict>
+              <v:shape w14:anchorId="3E94243F" id="Ink 15" o:spid="_x0000_s1026" type="#_x0000_t75" style="position:absolute;margin-left:165.7pt;margin-top:-4.65pt;width:62.05pt;height:19.2pt;z-index:251692032;visibility:visible;mso-wrap-style:square;mso-wrap-distance-left:9pt;mso-wrap-distance-top:0;mso-wrap-distance-right:9pt;mso-wrap-distance-bottom:0;mso-position-horizontal:absolute;mso-position-horizontal-relative:text;mso-position-vertical:absolute;mso-position-vertical-relative:text" o:gfxdata="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">
+                <v:imagedata r:id="rId28" o:title=""/>
+              </v:shape>
+            </w:pict>
+          </mc:Fallback>
+        </mc:AlternateContent>
+      </w:r>
+    </w:p>
+    <w:p/>
     <w:p/>
     <w:p/>
     <w:p>
@@ -1381,7 +1880,23 @@
           <w:b/>
           <w:bCs/>
         </w:rPr>
+        <w:lastRenderedPageBreak/>
         <w:t>3. Page Template Design</w:t>
+      </w:r>
+    </w:p>
+    <w:p>
+      <w:pPr>
+        <w:rPr>
+          <w:b/>
+          <w:bCs/>
+        </w:rPr>
+      </w:pPr>
+      <w:r>
+        <w:rPr>
+          <w:b/>
+          <w:bCs/>
+        </w:rPr>
+        <w:t xml:space="preserve">Home page wireframe: </w:t>
       </w:r>
     </w:p>
     <w:p>
@@ -1397,7 +1912,6 @@
           <w:bCs/>
           <w:noProof/>
         </w:rPr>
-        <w:lastRenderedPageBreak/>
         <mc:AlternateContent>
           <mc:Choice Requires="wps">
             <w:drawing>
@@ -1468,7 +1982,7 @@
           </mc:Choice>
           <mc:Fallback>
             <w:pict>
-              <v:shape w14:anchorId="7581DF4E" id="_x0000_s1031" type="#_x0000_t202" style="position:absolute;margin-left:-54.35pt;margin-top:116.05pt;width:44.05pt;height:50.9pt;z-index:251683840;visibility:visible;mso-wrap-style:square;mso-width-percent:0;mso-height-percent:0;mso-wrap-distance-left:9pt;mso-wrap-distance-top:3.6pt;mso-wrap-distance-right:9pt;mso-wrap-distance-bottom:3.6pt;mso-position-horizontal:absolute;mso-position-horizontal-relative:text;mso-position-vertical:absolute;mso-position-vertical-relative:text;mso-width-percent:0;mso-height-percent:0;mso-width-relative:margin;mso-height-relative:margin;v-text-anchor:top" o:gfxdata="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">
+              <v:shape w14:anchorId="7581DF4E" id="_x0000_s1033" type="#_x0000_t202" style="position:absolute;margin-left:-54.35pt;margin-top:116.05pt;width:44.05pt;height:50.9pt;z-index:251683840;visibility:visible;mso-wrap-style:square;mso-width-percent:0;mso-height-percent:0;mso-wrap-distance-left:9pt;mso-wrap-distance-top:3.6pt;mso-wrap-distance-right:9pt;mso-wrap-distance-bottom:3.6pt;mso-position-horizontal:absolute;mso-position-horizontal-relative:text;mso-position-vertical:absolute;mso-position-vertical-relative:text;mso-width-percent:0;mso-height-percent:0;mso-width-relative:margin;mso-height-relative:margin;v-text-anchor:top" o:gfxdata="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">
                 <v:textbox>
                   <w:txbxContent>
                     <w:p>
@@ -1506,7 +2020,7 @@
                 <wp:cNvGraphicFramePr/>
                 <a:graphic xmlns:a="http://schemas.openxmlformats.org/drawingml/2006/main">
                   <a:graphicData uri="http://schemas.microsoft.com/office/word/2010/wordprocessingInk">
-                    <w14:contentPart bwMode="auto" r:id="rId17">
+                    <w14:contentPart bwMode="auto" r:id="rId29">
                       <w14:nvContentPartPr>
                         <w14:cNvContentPartPr/>
                       </w14:nvContentPartPr>
@@ -1523,7 +2037,7 @@
           <mc:Fallback>
             <w:pict>
               <v:shape w14:anchorId="31B14B07" id="Ink 35" o:spid="_x0000_s1026" type="#_x0000_t75" style="position:absolute;margin-left:-8.45pt;margin-top:139.4pt;width:39.75pt;height:12.95pt;z-index:251681792;visibility:visible;mso-wrap-style:square;mso-wrap-distance-left:9pt;mso-wrap-distance-top:0;mso-wrap-distance-right:9pt;mso-wrap-distance-bottom:0;mso-position-horizontal:absolute;mso-position-horizontal-relative:text;mso-position-vertical:absolute;mso-position-vertical-relative:text" o:gfxdata="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">
-                <v:imagedata r:id="rId18" o:title=""/>
+                <v:imagedata r:id="rId30" o:title=""/>
               </v:shape>
             </w:pict>
           </mc:Fallback>
@@ -1551,7 +2065,7 @@
                 <wp:cNvGraphicFramePr/>
                 <a:graphic xmlns:a="http://schemas.openxmlformats.org/drawingml/2006/main">
                   <a:graphicData uri="http://schemas.microsoft.com/office/word/2010/wordprocessingInk">
-                    <w14:contentPart bwMode="auto" r:id="rId19">
+                    <w14:contentPart bwMode="auto" r:id="rId31">
                       <w14:nvContentPartPr>
                         <w14:cNvContentPartPr/>
                       </w14:nvContentPartPr>
@@ -1568,7 +2082,7 @@
           <mc:Fallback>
             <w:pict>
               <v:shape w14:anchorId="70D20CAE" id="Ink 34" o:spid="_x0000_s1026" type="#_x0000_t75" style="position:absolute;margin-left:-81.9pt;margin-top:139.55pt;width:1.1pt;height:1.05pt;z-index:251680768;visibility:visible;mso-wrap-style:square;mso-wrap-distance-left:9pt;mso-wrap-distance-top:0;mso-wrap-distance-right:9pt;mso-wrap-distance-bottom:0;mso-position-horizontal:absolute;mso-position-horizontal-relative:text;mso-position-vertical:absolute;mso-position-vertical-relative:text" o:gfxdata="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">
-                <v:imagedata r:id="rId20" o:title=""/>
+                <v:imagedata r:id="rId32" o:title=""/>
               </v:shape>
             </w:pict>
           </mc:Fallback>
@@ -1596,7 +2110,7 @@
                 <wp:cNvGraphicFramePr/>
                 <a:graphic xmlns:a="http://schemas.openxmlformats.org/drawingml/2006/main">
                   <a:graphicData uri="http://schemas.microsoft.com/office/word/2010/wordprocessingInk">
-                    <w14:contentPart bwMode="auto" r:id="rId21">
+                    <w14:contentPart bwMode="auto" r:id="rId33">
                       <w14:nvContentPartPr>
                         <w14:cNvContentPartPr/>
                       </w14:nvContentPartPr>
@@ -1633,7 +2147,7 @@
                         <pic:cNvPicPr/>
                       </pic:nvPicPr>
                       <pic:blipFill>
-                        <a:blip r:embed="rId22"/>
+                        <a:blip r:embed="rId34"/>
                         <a:stretch>
                           <a:fillRect/>
                         </a:stretch>
@@ -1656,6 +2170,9 @@
         </mc:AlternateContent>
       </w:r>
       <w:r>
+        <w:rPr>
+          <w:noProof/>
+        </w:rPr>
         <w:drawing>
           <wp:inline distT="0" distB="0" distL="0" distR="0" wp14:anchorId="12C3E43B" wp14:editId="3715F4AD">
             <wp:extent cx="5731510" cy="4997450"/>
@@ -1672,7 +2189,7 @@
                     <pic:cNvPicPr/>
                   </pic:nvPicPr>
                   <pic:blipFill>
-                    <a:blip r:embed="rId23"/>
+                    <a:blip r:embed="rId35"/>
                     <a:stretch>
                       <a:fillRect/>
                     </a:stretch>
@@ -1700,6 +2217,211 @@
           <w:bCs/>
         </w:rPr>
       </w:pPr>
+    </w:p>
+    <w:p>
+      <w:pPr>
+        <w:rPr>
+          <w:b/>
+          <w:bCs/>
+        </w:rPr>
+      </w:pPr>
+      <w:r>
+        <w:rPr>
+          <w:b/>
+          <w:bCs/>
+        </w:rPr>
+        <w:lastRenderedPageBreak/>
+        <w:t>About Wireframe:</w:t>
+      </w:r>
+      <w:r>
+        <w:rPr>
+          <w:b/>
+          <w:bCs/>
+        </w:rPr>
+        <w:br/>
+      </w:r>
+      <w:r>
+        <w:rPr>
+          <w:b/>
+          <w:bCs/>
+        </w:rPr>
+        <w:drawing>
+          <wp:inline distT="0" distB="0" distL="0" distR="0" wp14:anchorId="0EA8AA61" wp14:editId="6AC0552B">
+            <wp:extent cx="5731510" cy="5273675"/>
+            <wp:effectExtent l="0" t="0" r="2540" b="3175"/>
+            <wp:docPr id="1510971179" name="Picture 1"/>
+            <wp:cNvGraphicFramePr>
+              <a:graphicFrameLocks xmlns:a="http://schemas.openxmlformats.org/drawingml/2006/main" noChangeAspect="1"/>
+            </wp:cNvGraphicFramePr>
+            <a:graphic xmlns:a="http://schemas.openxmlformats.org/drawingml/2006/main">
+              <a:graphicData uri="http://schemas.openxmlformats.org/drawingml/2006/picture">
+                <pic:pic xmlns:pic="http://schemas.openxmlformats.org/drawingml/2006/picture">
+                  <pic:nvPicPr>
+                    <pic:cNvPr id="1510971179" name=""/>
+                    <pic:cNvPicPr/>
+                  </pic:nvPicPr>
+                  <pic:blipFill>
+                    <a:blip r:embed="rId36"/>
+                    <a:stretch>
+                      <a:fillRect/>
+                    </a:stretch>
+                  </pic:blipFill>
+                  <pic:spPr>
+                    <a:xfrm>
+                      <a:off x="0" y="0"/>
+                      <a:ext cx="5731510" cy="5273675"/>
+                    </a:xfrm>
+                    <a:prstGeom prst="rect">
+                      <a:avLst/>
+                    </a:prstGeom>
+                  </pic:spPr>
+                </pic:pic>
+              </a:graphicData>
+            </a:graphic>
+          </wp:inline>
+        </w:drawing>
+      </w:r>
+      <w:r>
+        <w:rPr>
+          <w:b/>
+          <w:bCs/>
+        </w:rPr>
+        <w:br/>
+      </w:r>
+      <w:r>
+        <w:rPr>
+          <w:b/>
+          <w:bCs/>
+        </w:rPr>
+        <w:br/>
+        <w:t>Gallery wireframe:</w:t>
+      </w:r>
+      <w:r>
+        <w:rPr>
+          <w:b/>
+          <w:bCs/>
+        </w:rPr>
+        <w:br/>
+      </w:r>
+      <w:r>
+        <w:rPr>
+          <w:b/>
+          <w:bCs/>
+        </w:rPr>
+        <w:lastRenderedPageBreak/>
+        <w:drawing>
+          <wp:inline distT="0" distB="0" distL="0" distR="0" wp14:anchorId="04DFD4EA" wp14:editId="65D40793">
+            <wp:extent cx="5731510" cy="3687445"/>
+            <wp:effectExtent l="0" t="0" r="2540" b="8255"/>
+            <wp:docPr id="1900700524" name="Picture 1"/>
+            <wp:cNvGraphicFramePr>
+              <a:graphicFrameLocks xmlns:a="http://schemas.openxmlformats.org/drawingml/2006/main" noChangeAspect="1"/>
+            </wp:cNvGraphicFramePr>
+            <a:graphic xmlns:a="http://schemas.openxmlformats.org/drawingml/2006/main">
+              <a:graphicData uri="http://schemas.openxmlformats.org/drawingml/2006/picture">
+                <pic:pic xmlns:pic="http://schemas.openxmlformats.org/drawingml/2006/picture">
+                  <pic:nvPicPr>
+                    <pic:cNvPr id="1900700524" name=""/>
+                    <pic:cNvPicPr/>
+                  </pic:nvPicPr>
+                  <pic:blipFill>
+                    <a:blip r:embed="rId37"/>
+                    <a:stretch>
+                      <a:fillRect/>
+                    </a:stretch>
+                  </pic:blipFill>
+                  <pic:spPr>
+                    <a:xfrm>
+                      <a:off x="0" y="0"/>
+                      <a:ext cx="5731510" cy="3687445"/>
+                    </a:xfrm>
+                    <a:prstGeom prst="rect">
+                      <a:avLst/>
+                    </a:prstGeom>
+                  </pic:spPr>
+                </pic:pic>
+              </a:graphicData>
+            </a:graphic>
+          </wp:inline>
+        </w:drawing>
+      </w:r>
+      <w:r>
+        <w:rPr>
+          <w:b/>
+          <w:bCs/>
+        </w:rPr>
+        <w:br/>
+      </w:r>
+      <w:r>
+        <w:rPr>
+          <w:b/>
+          <w:bCs/>
+        </w:rPr>
+        <w:br/>
+      </w:r>
+      <w:r>
+        <w:rPr>
+          <w:b/>
+          <w:bCs/>
+        </w:rPr>
+        <w:t>Contact Us wireframe:</w:t>
+      </w:r>
+      <w:r>
+        <w:rPr>
+          <w:b/>
+          <w:bCs/>
+        </w:rPr>
+        <w:br/>
+      </w:r>
+      <w:r>
+        <w:rPr>
+          <w:b/>
+          <w:bCs/>
+        </w:rPr>
+        <w:drawing>
+          <wp:inline distT="0" distB="0" distL="0" distR="0" wp14:anchorId="6B7AD6A9" wp14:editId="77873098">
+            <wp:extent cx="5731510" cy="3675380"/>
+            <wp:effectExtent l="0" t="0" r="2540" b="1270"/>
+            <wp:docPr id="829481030" name="Picture 1"/>
+            <wp:cNvGraphicFramePr>
+              <a:graphicFrameLocks xmlns:a="http://schemas.openxmlformats.org/drawingml/2006/main" noChangeAspect="1"/>
+            </wp:cNvGraphicFramePr>
+            <a:graphic xmlns:a="http://schemas.openxmlformats.org/drawingml/2006/main">
+              <a:graphicData uri="http://schemas.openxmlformats.org/drawingml/2006/picture">
+                <pic:pic xmlns:pic="http://schemas.openxmlformats.org/drawingml/2006/picture">
+                  <pic:nvPicPr>
+                    <pic:cNvPr id="829481030" name=""/>
+                    <pic:cNvPicPr/>
+                  </pic:nvPicPr>
+                  <pic:blipFill>
+                    <a:blip r:embed="rId38"/>
+                    <a:stretch>
+                      <a:fillRect/>
+                    </a:stretch>
+                  </pic:blipFill>
+                  <pic:spPr>
+                    <a:xfrm>
+                      <a:off x="0" y="0"/>
+                      <a:ext cx="5731510" cy="3675380"/>
+                    </a:xfrm>
+                    <a:prstGeom prst="rect">
+                      <a:avLst/>
+                    </a:prstGeom>
+                  </pic:spPr>
+                </pic:pic>
+              </a:graphicData>
+            </a:graphic>
+          </wp:inline>
+        </w:drawing>
+      </w:r>
+    </w:p>
+    <w:p>
+      <w:pPr>
+        <w:rPr>
+          <w:b/>
+          <w:bCs/>
+        </w:rPr>
+      </w:pPr>
       <w:r>
         <w:rPr>
           <w:b/>
@@ -1725,16 +2447,11 @@
       <w:r>
         <w:t xml:space="preserve"> Used to create </w:t>
       </w:r>
-      <w:proofErr w:type="spellStart"/>
       <w:r>
         <w:t>a</w:t>
       </w:r>
       <w:r>
-        <w:t>accessible</w:t>
-      </w:r>
-      <w:proofErr w:type="spellEnd"/>
-      <w:r>
-        <w:t xml:space="preserve"> page structure</w:t>
+        <w:t>accessible page structure</w:t>
       </w:r>
     </w:p>
     <w:p>
@@ -1749,16 +2466,41 @@
           <w:b/>
           <w:bCs/>
         </w:rPr>
+        <w:lastRenderedPageBreak/>
         <w:t>Presentation (CSS &amp; Bootstrap):</w:t>
       </w:r>
       <w:r>
-        <w:t xml:space="preserve"> CSS is used for styling, while the Bootstrap 5 framework handles the responsive grid system. This ensures a mobile approach where content </w:t>
+        <w:t xml:space="preserve"> CSS is used for styling, while</w:t>
+      </w:r>
+      <w:r>
+        <w:t xml:space="preserve"> the</w:t>
+      </w:r>
+      <w:r>
+        <w:t xml:space="preserve"> Bootstrap framework handles the responsive</w:t>
+      </w:r>
+      <w:r>
+        <w:t xml:space="preserve"> </w:t>
+      </w:r>
+      <w:r>
+        <w:t xml:space="preserve">system. This </w:t>
+      </w:r>
+      <w:r>
+        <w:t>makes sure</w:t>
+      </w:r>
+      <w:r>
+        <w:t xml:space="preserve"> content </w:t>
       </w:r>
       <w:r>
         <w:t>shrinks</w:t>
       </w:r>
       <w:r>
-        <w:t xml:space="preserve"> for smaller screens and expands for desktop monitors.</w:t>
+        <w:t xml:space="preserve"> for smaller screens</w:t>
+      </w:r>
+      <w:r>
+        <w:t xml:space="preserve"> like mobile devices</w:t>
+      </w:r>
+      <w:r>
+        <w:t xml:space="preserve"> and expands for desktop monitors.</w:t>
       </w:r>
     </w:p>
     <w:p>
@@ -1768,21 +2510,12 @@
           <w:numId w:val="3"/>
         </w:numPr>
       </w:pPr>
-      <w:proofErr w:type="spellStart"/>
       <w:r>
         <w:rPr>
           <w:b/>
           <w:bCs/>
         </w:rPr>
-        <w:t>Behavioral</w:t>
-      </w:r>
-      <w:proofErr w:type="spellEnd"/>
-      <w:r>
-        <w:rPr>
-          <w:b/>
-          <w:bCs/>
-        </w:rPr>
-        <w:t xml:space="preserve"> Layer (JavaScript):</w:t>
+        <w:t>Behavioral Layer:</w:t>
       </w:r>
       <w:r>
         <w:t xml:space="preserve"> Utilized </w:t>
@@ -3310,6 +4043,7 @@
   <w:style w:type="character" w:default="1" w:styleId="DefaultParagraphFont">
     <w:name w:val="Default Paragraph Font"/>
     <w:uiPriority w:val="1"/>
+    <w:semiHidden/>
     <w:unhideWhenUsed/>
   </w:style>
   <w:style w:type="table" w:default="1" w:styleId="TableNormal">
@@ -3653,6 +4387,180 @@
 </inkml:ink>
 </file>
 
+<file path=word/ink/ink10.xml><?xml version="1.0" encoding="utf-8"?>
+<inkml:ink xmlns:inkml="http://www.w3.org/2003/InkML">
+  <inkml:definitions>
+    <inkml:context xml:id="ctx0">
+      <inkml:inkSource xml:id="inkSrc0">
+        <inkml:traceFormat>
+          <inkml:channel name="X" type="integer" min="-2.14748E9" max="2.14748E9" units="cm"/>
+          <inkml:channel name="Y" type="integer" min="-2.14748E9" max="2.14748E9" units="cm"/>
+          <inkml:channel name="F" type="integer" max="32767" units="dev"/>
+        </inkml:traceFormat>
+        <inkml:channelProperties>
+          <inkml:channelProperty channel="X" name="resolution" value="1000" units="1/cm"/>
+          <inkml:channelProperty channel="Y" name="resolution" value="1000" units="1/cm"/>
+          <inkml:channelProperty channel="F" name="resolution" value="0" units="1/dev"/>
+        </inkml:channelProperties>
+      </inkml:inkSource>
+      <inkml:timestamp xml:id="ts0" timeString="2026-03-25T06:33:00.130"/>
+    </inkml:context>
+    <inkml:brush xml:id="br0">
+      <inkml:brushProperty name="width" value="0.035" units="cm"/>
+      <inkml:brushProperty name="height" value="0.035" units="cm"/>
+      <inkml:brushProperty name="color" value="#FFFFFF"/>
+    </inkml:brush>
+  </inkml:definitions>
+  <inkml:trace contextRef="#ctx0" brushRef="#br0">55 28 24575,'-13'226'0,"1"-35"0,-13 390 0,21-431-1365,4-134-5461</inkml:trace>
+  <inkml:trace contextRef="#ctx0" brushRef="#br0" timeOffset="1257.66">1 1204 24575,'1'-17'0,"2"-1"0,0 1 0,1 0 0,0 1 0,10-24 0,4-17 0,57-343 0,-58 285 0,-12 75 0,-2-61 0,-3 61 0,8-61 0,-4 66-1365,-3 19-5461</inkml:trace>
+  <inkml:trace contextRef="#ctx0" brushRef="#br0" timeOffset="3181.87">161 0 24575,'0'75'0,"-13"696"0,11-745-682,-11 49-1</inkml:trace>
+</inkml:ink>
+</file>
+
+<file path=word/ink/ink11.xml><?xml version="1.0" encoding="utf-8"?>
+<inkml:ink xmlns:inkml="http://www.w3.org/2003/InkML">
+  <inkml:definitions>
+    <inkml:context xml:id="ctx0">
+      <inkml:inkSource xml:id="inkSrc0">
+        <inkml:traceFormat>
+          <inkml:channel name="X" type="integer" min="-2.14748E9" max="2.14748E9" units="cm"/>
+          <inkml:channel name="Y" type="integer" min="-2.14748E9" max="2.14748E9" units="cm"/>
+          <inkml:channel name="F" type="integer" max="32767" units="dev"/>
+        </inkml:traceFormat>
+        <inkml:channelProperties>
+          <inkml:channelProperty channel="X" name="resolution" value="1000" units="1/cm"/>
+          <inkml:channelProperty channel="Y" name="resolution" value="1000" units="1/cm"/>
+          <inkml:channelProperty channel="F" name="resolution" value="0" units="1/dev"/>
+        </inkml:channelProperties>
+      </inkml:inkSource>
+      <inkml:timestamp xml:id="ts0" timeString="2026-03-25T06:35:13.354"/>
+    </inkml:context>
+    <inkml:brush xml:id="br0">
+      <inkml:brushProperty name="width" value="0.035" units="cm"/>
+      <inkml:brushProperty name="height" value="0.035" units="cm"/>
+      <inkml:brushProperty name="color" value="#004F8B"/>
+    </inkml:brush>
+  </inkml:definitions>
+  <inkml:trace contextRef="#ctx0" brushRef="#br0">41 0 24575,'-2'24'0,"0"0"0,-2 0 0,-9 36 0,-5 31 0,17-68 0,1-1 0,0 0 0,2 0 0,9 40 0,-6-34 0,-1 0 0,1 37 0,-3-27-1365,1-30-5461</inkml:trace>
+</inkml:ink>
+</file>
+
+<file path=word/ink/ink12.xml><?xml version="1.0" encoding="utf-8"?>
+<inkml:ink xmlns:inkml="http://www.w3.org/2003/InkML">
+  <inkml:definitions>
+    <inkml:context xml:id="ctx0">
+      <inkml:inkSource xml:id="inkSrc0">
+        <inkml:traceFormat>
+          <inkml:channel name="X" type="integer" min="-2.14748E9" max="2.14748E9" units="cm"/>
+          <inkml:channel name="Y" type="integer" min="-2.14748E9" max="2.14748E9" units="cm"/>
+          <inkml:channel name="F" type="integer" max="32767" units="dev"/>
+        </inkml:traceFormat>
+        <inkml:channelProperties>
+          <inkml:channelProperty channel="X" name="resolution" value="1000" units="1/cm"/>
+          <inkml:channelProperty channel="Y" name="resolution" value="1000" units="1/cm"/>
+          <inkml:channelProperty channel="F" name="resolution" value="0" units="1/dev"/>
+        </inkml:channelProperties>
+      </inkml:inkSource>
+      <inkml:timestamp xml:id="ts0" timeString="2026-03-25T06:34:28.195"/>
+    </inkml:context>
+    <inkml:brush xml:id="br0">
+      <inkml:brushProperty name="width" value="0.035" units="cm"/>
+      <inkml:brushProperty name="height" value="0.035" units="cm"/>
+      <inkml:brushProperty name="color" value="#FFFFFF"/>
+    </inkml:brush>
+  </inkml:definitions>
+  <inkml:trace contextRef="#ctx0" brushRef="#br0">2153 1 24575,'-47'18'0,"-66"36"0,7-2 0,-799 261 0,745-264 0,153-47 0,-326 94 0,253-77 0,0-4 0,-101 7 0,166-22-273,0 0 0,0 0 0,0-2 0,-23-4 0,-4-6-6553</inkml:trace>
+</inkml:ink>
+</file>
+
+<file path=word/ink/ink13.xml><?xml version="1.0" encoding="utf-8"?>
+<inkml:ink xmlns:inkml="http://www.w3.org/2003/InkML">
+  <inkml:definitions>
+    <inkml:context xml:id="ctx0">
+      <inkml:inkSource xml:id="inkSrc0">
+        <inkml:traceFormat>
+          <inkml:channel name="X" type="integer" min="-2.14748E9" max="2.14748E9" units="cm"/>
+          <inkml:channel name="Y" type="integer" min="-2.14748E9" max="2.14748E9" units="cm"/>
+          <inkml:channel name="F" type="integer" max="32767" units="dev"/>
+        </inkml:traceFormat>
+        <inkml:channelProperties>
+          <inkml:channelProperty channel="X" name="resolution" value="1000" units="1/cm"/>
+          <inkml:channelProperty channel="Y" name="resolution" value="1000" units="1/cm"/>
+          <inkml:channelProperty channel="F" name="resolution" value="0" units="1/dev"/>
+        </inkml:channelProperties>
+      </inkml:inkSource>
+      <inkml:timestamp xml:id="ts0" timeString="2026-03-20T18:51:01.885"/>
+    </inkml:context>
+    <inkml:brush xml:id="br0">
+      <inkml:brushProperty name="width" value="0.035" units="cm"/>
+      <inkml:brushProperty name="height" value="0.035" units="cm"/>
+      <inkml:brushProperty name="color" value="#004F8B"/>
+    </inkml:brush>
+  </inkml:definitions>
+  <inkml:trace contextRef="#ctx0" brushRef="#br0">1368 421 24575,'-34'-1'0,"-1"-2"0,1-2 0,0-1 0,0-2 0,0-1 0,-47-19 0,-377-105 0,188 61 0,155 35 0,79 26 0,23 7 0,0 0 0,0-1 0,0-1 0,0 0 0,-12-8 0,-76-47-1365,90 54-5461</inkml:trace>
+</inkml:ink>
+</file>
+
+<file path=word/ink/ink14.xml><?xml version="1.0" encoding="utf-8"?>
+<inkml:ink xmlns:inkml="http://www.w3.org/2003/InkML">
+  <inkml:definitions>
+    <inkml:context xml:id="ctx0">
+      <inkml:inkSource xml:id="inkSrc0">
+        <inkml:traceFormat>
+          <inkml:channel name="X" type="integer" min="-2.14748E9" max="2.14748E9" units="cm"/>
+          <inkml:channel name="Y" type="integer" min="-2.14748E9" max="2.14748E9" units="cm"/>
+          <inkml:channel name="F" type="integer" max="32767" units="dev"/>
+        </inkml:traceFormat>
+        <inkml:channelProperties>
+          <inkml:channelProperty channel="X" name="resolution" value="1000" units="1/cm"/>
+          <inkml:channelProperty channel="Y" name="resolution" value="1000" units="1/cm"/>
+          <inkml:channelProperty channel="F" name="resolution" value="0" units="1/dev"/>
+        </inkml:channelProperties>
+      </inkml:inkSource>
+      <inkml:timestamp xml:id="ts0" timeString="2026-03-20T18:51:00.524"/>
+    </inkml:context>
+    <inkml:brush xml:id="br0">
+      <inkml:brushProperty name="width" value="0.035" units="cm"/>
+      <inkml:brushProperty name="height" value="0.035" units="cm"/>
+      <inkml:brushProperty name="color" value="#004F8B"/>
+    </inkml:brush>
+  </inkml:definitions>
+  <inkml:trace contextRef="#ctx0" brushRef="#br0">3 1 24575,'-2'0'0</inkml:trace>
+</inkml:ink>
+</file>
+
+<file path=word/ink/ink15.xml><?xml version="1.0" encoding="utf-8"?>
+<inkml:ink xmlns:inkml="http://www.w3.org/2003/InkML">
+  <inkml:definitions>
+    <inkml:context xml:id="ctx0">
+      <inkml:inkSource xml:id="inkSrc0">
+        <inkml:traceFormat>
+          <inkml:channel name="X" type="integer" min="-2.14748E9" max="2.14748E9" units="cm"/>
+          <inkml:channel name="Y" type="integer" min="-2.14748E9" max="2.14748E9" units="cm"/>
+          <inkml:channel name="F" type="integer" max="32767" units="dev"/>
+        </inkml:traceFormat>
+        <inkml:channelProperties>
+          <inkml:channelProperty channel="X" name="resolution" value="1000" units="1/cm"/>
+          <inkml:channelProperty channel="Y" name="resolution" value="1000" units="1/cm"/>
+          <inkml:channelProperty channel="F" name="resolution" value="0" units="1/dev"/>
+        </inkml:channelProperties>
+      </inkml:inkSource>
+      <inkml:timestamp xml:id="ts0" timeString="2026-03-20T18:50:39.214"/>
+    </inkml:context>
+    <inkml:brush xml:id="br0">
+      <inkml:brushProperty name="width" value="0.035" units="cm"/>
+      <inkml:brushProperty name="height" value="0.035" units="cm"/>
+      <inkml:brushProperty name="color" value="#DA0C07"/>
+      <inkml:brushProperty name="inkEffects" value="lava"/>
+      <inkml:brushProperty name="anchorX" value="0"/>
+      <inkml:brushProperty name="anchorY" value="0"/>
+      <inkml:brushProperty name="scaleFactor" value="0.49959"/>
+    </inkml:brush>
+  </inkml:definitions>
+  <inkml:trace contextRef="#ctx0" brushRef="#br0">0 0 24575,'0'0'0</inkml:trace>
+</inkml:ink>
+</file>
+
 <file path=word/ink/ink2.xml><?xml version="1.0" encoding="utf-8"?>
 <inkml:ink xmlns:inkml="http://www.w3.org/2003/InkML">
   <inkml:definitions>
@@ -3806,7 +4714,7 @@
           <inkml:channelProperty channel="F" name="resolution" value="0" units="1/dev"/>
         </inkml:channelProperties>
       </inkml:inkSource>
-      <inkml:timestamp xml:id="ts0" timeString="2026-03-20T18:51:01.885"/>
+      <inkml:timestamp xml:id="ts0" timeString="2026-03-25T06:34:44.007"/>
     </inkml:context>
     <inkml:brush xml:id="br0">
       <inkml:brushProperty name="width" value="0.035" units="cm"/>
@@ -3814,7 +4722,7 @@
       <inkml:brushProperty name="color" value="#004F8B"/>
     </inkml:brush>
   </inkml:definitions>
-  <inkml:trace contextRef="#ctx0" brushRef="#br0">1368 421 24575,'-34'-1'0,"-1"-2"0,1-2 0,0-1 0,0-2 0,0-1 0,-47-19 0,-377-105 0,188 61 0,155 35 0,79 26 0,23 7 0,0 0 0,0-1 0,0-1 0,0 0 0,-12-8 0,-76-47-1365,90 54-5461</inkml:trace>
+  <inkml:trace contextRef="#ctx0" brushRef="#br0">2 1 24575,'-2'118'0,"4"124"0,1-222 38,1 0 0,9 32-1,-7-34-406,-1 0-1,-1 0 1,2 24-1,-6-30-6456</inkml:trace>
 </inkml:ink>
 </file>
 
@@ -3834,15 +4742,15 @@
           <inkml:channelProperty channel="F" name="resolution" value="0" units="1/dev"/>
         </inkml:channelProperties>
       </inkml:inkSource>
-      <inkml:timestamp xml:id="ts0" timeString="2026-03-20T18:51:00.524"/>
+      <inkml:timestamp xml:id="ts0" timeString="2026-03-25T06:34:26.420"/>
     </inkml:context>
     <inkml:brush xml:id="br0">
       <inkml:brushProperty name="width" value="0.035" units="cm"/>
       <inkml:brushProperty name="height" value="0.035" units="cm"/>
-      <inkml:brushProperty name="color" value="#004F8B"/>
+      <inkml:brushProperty name="color" value="#FFFFFF"/>
     </inkml:brush>
   </inkml:definitions>
-  <inkml:trace contextRef="#ctx0" brushRef="#br0">3 1 24575,'-2'0'0</inkml:trace>
+  <inkml:trace contextRef="#ctx0" brushRef="#br0">0 0 24575,'0'10'0,"0"11"0,3 16 0,2 11 0,1 11 0,1 4 0,0-1 0,-1-5 0,-2-9 0,-2-9 0,-1-9 0,0-6 0,-1-6 0,0-6-8191</inkml:trace>
 </inkml:ink>
 </file>
 
@@ -3862,19 +4770,15 @@
           <inkml:channelProperty channel="F" name="resolution" value="0" units="1/dev"/>
         </inkml:channelProperties>
       </inkml:inkSource>
-      <inkml:timestamp xml:id="ts0" timeString="2026-03-20T18:50:39.214"/>
+      <inkml:timestamp xml:id="ts0" timeString="2026-03-25T06:32:57.088"/>
     </inkml:context>
     <inkml:brush xml:id="br0">
       <inkml:brushProperty name="width" value="0.035" units="cm"/>
       <inkml:brushProperty name="height" value="0.035" units="cm"/>
-      <inkml:brushProperty name="color" value="#DA0C07"/>
-      <inkml:brushProperty name="inkEffects" value="lava"/>
-      <inkml:brushProperty name="anchorX" value="0"/>
-      <inkml:brushProperty name="anchorY" value="0"/>
-      <inkml:brushProperty name="scaleFactor" value="0.49959"/>
+      <inkml:brushProperty name="color" value="#FFFFFF"/>
     </inkml:brush>
   </inkml:definitions>
-  <inkml:trace contextRef="#ctx0" brushRef="#br0">0 0 24575,'0'0'0</inkml:trace>
+  <inkml:trace contextRef="#ctx0" brushRef="#br0">15 0 24575,'-13'189'0,"12"-105"0,2 72 0,13-63-1365,-14-82-5461</inkml:trace>
 </inkml:ink>
 </file>
 
